--- a/ResearchData/IranWar.ai_Manuscript_05132026.docx
+++ b/ResearchData/IranWar.ai_Manuscript_05132026.docx
@@ -81,21 +81,19 @@
         <w:rPr>
           <w:rFonts w:ascii="Times New Roman" w:hAnsi="Times New Roman" w:cs="Times New Roman"/>
         </w:rPr>
-        <w:t xml:space="preserve">Dashboard: </w:t>
-      </w:r>
-      <w:proofErr w:type="gramStart"/>
-      <w:r>
-        <w:rPr>
-          <w:rFonts w:ascii="Times New Roman" w:hAnsi="Times New Roman" w:cs="Times New Roman"/>
-        </w:rPr>
-        <w:t>https://iranwar.ai  |</w:t>
-      </w:r>
-      <w:proofErr w:type="gramEnd"/>
-      <w:r>
-        <w:rPr>
-          <w:rFonts w:ascii="Times New Roman" w:hAnsi="Times New Roman" w:cs="Times New Roman"/>
-        </w:rPr>
-        <w:t xml:space="preserve">  Repository: github.com/</w:t>
+        <w:t xml:space="preserve">Original Preprint Release Date: 05/13/2026 </w:t>
+      </w:r>
+      <w:r>
+        <w:rPr>
+          <w:rFonts w:ascii="Times New Roman" w:hAnsi="Times New Roman" w:cs="Times New Roman"/>
+        </w:rPr>
+        <w:br/>
+      </w:r>
+      <w:r>
+        <w:rPr>
+          <w:rFonts w:ascii="Times New Roman" w:hAnsi="Times New Roman" w:cs="Times New Roman"/>
+        </w:rPr>
+        <w:t>Dashboard: https://iranwar.ai  |  Repository: github.com/</w:t>
       </w:r>
       <w:proofErr w:type="spellStart"/>
       <w:r>
@@ -159,21 +157,7 @@
         <w:rPr>
           <w:rFonts w:ascii="Times New Roman" w:hAnsi="Times New Roman" w:cs="Times New Roman"/>
         </w:rPr>
-        <w:t xml:space="preserve"> curated JSON data files that power the IranWar.ai public intelligence dashboard. Each observation represents a discrete, verifiable event: an airstrike on a named target, a retaliatory attack, a financial market data point, a daily casualty </w:t>
-      </w:r>
-      <w:proofErr w:type="gramStart"/>
-      <w:r>
-        <w:rPr>
-          <w:rFonts w:ascii="Times New Roman" w:hAnsi="Times New Roman" w:cs="Times New Roman"/>
-        </w:rPr>
-        <w:t>estimate</w:t>
-      </w:r>
-      <w:proofErr w:type="gramEnd"/>
-      <w:r>
-        <w:rPr>
-          <w:rFonts w:ascii="Times New Roman" w:hAnsi="Times New Roman" w:cs="Times New Roman"/>
-        </w:rPr>
-        <w:t xml:space="preserve"> by faction, a naval deployment, or a diplomatic development. Nine analytical domains are covered</w:t>
+        <w:t xml:space="preserve"> curated JSON data files that power the IranWar.ai public intelligence dashboard. Each observation represents a discrete, verifiable event: an airstrike on a named target, a retaliatory attack, a financial market data point, a daily casualty estimate by faction, a naval deployment, or a diplomatic development. Nine analytical domains are covered</w:t>
       </w:r>
       <w:r>
         <w:rPr>
@@ -439,79 +423,7 @@
           <w:sz w:val="24"/>
           <w:szCs w:val="24"/>
         </w:rPr>
-        <w:t xml:space="preserve">This conflict is also distinctive in a way that matters </w:t>
-      </w:r>
-      <w:proofErr w:type="gramStart"/>
-      <w:r>
-        <w:rPr>
-          <w:rFonts w:ascii="Times New Roman" w:hAnsi="Times New Roman" w:cs="Times New Roman"/>
-          <w:sz w:val="24"/>
-          <w:szCs w:val="24"/>
-        </w:rPr>
-        <w:t>for</w:t>
-      </w:r>
-      <w:proofErr w:type="gramEnd"/>
-      <w:r>
-        <w:rPr>
-          <w:rFonts w:ascii="Times New Roman" w:hAnsi="Times New Roman" w:cs="Times New Roman"/>
-          <w:sz w:val="24"/>
-          <w:szCs w:val="24"/>
-        </w:rPr>
-        <w:t xml:space="preserve"> the data infrastructure built around it. Three features make the information environment unusually hostile to ordinary curation. First, </w:t>
-      </w:r>
-      <w:proofErr w:type="gramStart"/>
-      <w:r>
-        <w:rPr>
-          <w:rFonts w:ascii="Times New Roman" w:hAnsi="Times New Roman" w:cs="Times New Roman"/>
-          <w:sz w:val="24"/>
-          <w:szCs w:val="24"/>
-        </w:rPr>
-        <w:t>the conflict</w:t>
-      </w:r>
-      <w:proofErr w:type="gramEnd"/>
-      <w:r>
-        <w:rPr>
-          <w:rFonts w:ascii="Times New Roman" w:hAnsi="Times New Roman" w:cs="Times New Roman"/>
-          <w:sz w:val="24"/>
-          <w:szCs w:val="24"/>
-        </w:rPr>
-        <w:t xml:space="preserve"> </w:t>
-      </w:r>
-      <w:proofErr w:type="gramStart"/>
-      <w:r>
-        <w:rPr>
-          <w:rFonts w:ascii="Times New Roman" w:hAnsi="Times New Roman" w:cs="Times New Roman"/>
-          <w:sz w:val="24"/>
-          <w:szCs w:val="24"/>
-        </w:rPr>
-        <w:t>is occurring</w:t>
-      </w:r>
-      <w:proofErr w:type="gramEnd"/>
-      <w:r>
-        <w:rPr>
-          <w:rFonts w:ascii="Times New Roman" w:hAnsi="Times New Roman" w:cs="Times New Roman"/>
-          <w:sz w:val="24"/>
-          <w:szCs w:val="24"/>
-        </w:rPr>
-        <w:t xml:space="preserve"> during the first sustained interstate war of the generative-AI era: synthetic video, synthetic audio, and AI-generated still imagery </w:t>
-      </w:r>
-      <w:proofErr w:type="gramStart"/>
-      <w:r>
-        <w:rPr>
-          <w:rFonts w:ascii="Times New Roman" w:hAnsi="Times New Roman" w:cs="Times New Roman"/>
-          <w:sz w:val="24"/>
-          <w:szCs w:val="24"/>
-        </w:rPr>
-        <w:t>are</w:t>
-      </w:r>
-      <w:proofErr w:type="gramEnd"/>
-      <w:r>
-        <w:rPr>
-          <w:rFonts w:ascii="Times New Roman" w:hAnsi="Times New Roman" w:cs="Times New Roman"/>
-          <w:sz w:val="24"/>
-          <w:szCs w:val="24"/>
-        </w:rPr>
-        <w:t xml:space="preserve"> entering the open-source pipeline at industrial scale. Within the first two weeks of fighting, </w:t>
+        <w:t xml:space="preserve">This conflict is also distinctive in a way that matters for the data infrastructure built around it. Three features make the information environment unusually hostile to ordinary curation. First, the conflict is occurring during the first sustained interstate war of the generative-AI era: synthetic video, synthetic audio, and AI-generated still imagery are entering the open-source pipeline at industrial scale. Within the first two weeks of fighting, </w:t>
       </w:r>
       <w:proofErr w:type="spellStart"/>
       <w:r>
@@ -556,25 +468,7 @@
           <w:szCs w:val="24"/>
         </w:rPr>
         <w:lastRenderedPageBreak/>
-        <w:t xml:space="preserve">The combined effect is a research environment in which the time available to verify any given claim is shorter, and the cost of misclassification higher, than for the conflicts on which existing event </w:t>
-      </w:r>
-      <w:proofErr w:type="gramStart"/>
-      <w:r>
-        <w:rPr>
-          <w:rFonts w:ascii="Times New Roman" w:hAnsi="Times New Roman" w:cs="Times New Roman"/>
-          <w:sz w:val="24"/>
-          <w:szCs w:val="24"/>
-        </w:rPr>
-        <w:t>datasets</w:t>
-      </w:r>
-      <w:proofErr w:type="gramEnd"/>
-      <w:r>
-        <w:rPr>
-          <w:rFonts w:ascii="Times New Roman" w:hAnsi="Times New Roman" w:cs="Times New Roman"/>
-          <w:sz w:val="24"/>
-          <w:szCs w:val="24"/>
-        </w:rPr>
-        <w:t xml:space="preserve"> were originally built.</w:t>
+        <w:t>The combined effect is a research environment in which the time available to verify any given claim is shorter, and the cost of misclassification higher, than for the conflicts on which existing event datasets were originally built.</w:t>
       </w:r>
     </w:p>
     <w:p>
@@ -628,43 +522,7 @@
           <w:sz w:val="24"/>
           <w:szCs w:val="24"/>
         </w:rPr>
-        <w:t xml:space="preserve">) a near-real-time, open-source data pipeline with a documented two-phase production protocol that other research teams can audit and replicate; (ii) explicit, record-level confidence scoring, source attribution, and AI-assist disclosure; and (iii) the integration of military, financial, humanitarian, and diplomatic events in a single event-level structure rather than as separate files. We discuss the trade-offs of this approach, particularly the exposure to interpretive </w:t>
-      </w:r>
-      <w:proofErr w:type="gramStart"/>
-      <w:r>
-        <w:rPr>
-          <w:rFonts w:ascii="Times New Roman" w:hAnsi="Times New Roman" w:cs="Times New Roman"/>
-          <w:sz w:val="24"/>
-          <w:szCs w:val="24"/>
-        </w:rPr>
-        <w:t>error</w:t>
-      </w:r>
-      <w:proofErr w:type="gramEnd"/>
-      <w:r>
-        <w:rPr>
-          <w:rFonts w:ascii="Times New Roman" w:hAnsi="Times New Roman" w:cs="Times New Roman"/>
-          <w:sz w:val="24"/>
-          <w:szCs w:val="24"/>
-        </w:rPr>
-        <w:t xml:space="preserve"> that </w:t>
-      </w:r>
-      <w:proofErr w:type="gramStart"/>
-      <w:r>
-        <w:rPr>
-          <w:rFonts w:ascii="Times New Roman" w:hAnsi="Times New Roman" w:cs="Times New Roman"/>
-          <w:sz w:val="24"/>
-          <w:szCs w:val="24"/>
-        </w:rPr>
-        <w:t>attends</w:t>
-      </w:r>
-      <w:proofErr w:type="gramEnd"/>
-      <w:r>
-        <w:rPr>
-          <w:rFonts w:ascii="Times New Roman" w:hAnsi="Times New Roman" w:cs="Times New Roman"/>
-          <w:sz w:val="24"/>
-          <w:szCs w:val="24"/>
-        </w:rPr>
-        <w:t xml:space="preserve"> real-time work, throughout the paper.</w:t>
+        <w:t>) a near-real-time, open-source data pipeline with a documented two-phase production protocol that other research teams can audit and replicate; (ii) explicit, record-level confidence scoring, source attribution, and AI-assist disclosure; and (iii) the integration of military, financial, humanitarian, and diplomatic events in a single event-level structure rather than as separate files. We discuss the trade-offs of this approach, particularly the exposure to interpretive error that attends real-time work, throughout the paper.</w:t>
       </w:r>
     </w:p>
     <w:p>
@@ -2147,18 +2005,8 @@
           <w:sz w:val="24"/>
           <w:szCs w:val="24"/>
         </w:rPr>
-        <w:t xml:space="preserve">The second commitment was cross-domain integration. It would have been easier to release separate files for military data, financial data, and humanitarian data. We chose not to, because the most interesting questions in this conflict sit at the </w:t>
-      </w:r>
-      <w:proofErr w:type="gramStart"/>
-      <w:r>
-        <w:rPr>
-          <w:rFonts w:ascii="Times New Roman" w:hAnsi="Times New Roman" w:cs="Times New Roman"/>
-          <w:sz w:val="24"/>
-          <w:szCs w:val="24"/>
-        </w:rPr>
-        <w:t>intersections</w:t>
-      </w:r>
-      <w:proofErr w:type="gramEnd"/>
+        <w:t>The second commitment was cross-domain integration. It would have been easier to release separate files for military data, financial data, and humanitarian data. We chose not to, because the most interesting questions in this conflict sit at the intersections</w:t>
+      </w:r>
       <w:r>
         <w:rPr>
           <w:rFonts w:ascii="Times New Roman" w:hAnsi="Times New Roman" w:cs="Times New Roman"/>
@@ -3413,16 +3261,8 @@
               <w:rPr>
                 <w:rFonts w:ascii="Times New Roman" w:hAnsi="Times New Roman" w:cs="Times New Roman"/>
               </w:rPr>
-              <w:t xml:space="preserve">Iranian, Hezbollah, Houthi, and proxy </w:t>
+              <w:t>Iranian, Hezbollah, Houthi, and proxy counter-attacks</w:t>
             </w:r>
-            <w:proofErr w:type="gramStart"/>
-            <w:r>
-              <w:rPr>
-                <w:rFonts w:ascii="Times New Roman" w:hAnsi="Times New Roman" w:cs="Times New Roman"/>
-              </w:rPr>
-              <w:t>counter-attacks</w:t>
-            </w:r>
-            <w:proofErr w:type="gramEnd"/>
           </w:p>
         </w:tc>
       </w:tr>
@@ -4195,7 +4035,6 @@
         <w:t>strikes-</w:t>
       </w:r>
       <w:proofErr w:type="spellStart"/>
-      <w:proofErr w:type="gramStart"/>
       <w:r>
         <w:rPr>
           <w:rFonts w:ascii="Times New Roman" w:hAnsi="Times New Roman" w:cs="Times New Roman"/>
@@ -4207,7 +4046,6 @@
         <w:t>iran.json</w:t>
       </w:r>
       <w:proofErr w:type="spellEnd"/>
-      <w:proofErr w:type="gramEnd"/>
       <w:r>
         <w:rPr>
           <w:rFonts w:ascii="Times New Roman" w:hAnsi="Times New Roman" w:cs="Times New Roman"/>
@@ -4227,7 +4065,6 @@
         <w:t>strikes-</w:t>
       </w:r>
       <w:proofErr w:type="spellStart"/>
-      <w:proofErr w:type="gramStart"/>
       <w:r>
         <w:rPr>
           <w:rFonts w:ascii="Times New Roman" w:hAnsi="Times New Roman" w:cs="Times New Roman"/>
@@ -4239,7 +4076,6 @@
         <w:t>retaliation.json</w:t>
       </w:r>
       <w:proofErr w:type="spellEnd"/>
-      <w:proofErr w:type="gramEnd"/>
       <w:r>
         <w:rPr>
           <w:rFonts w:ascii="Times New Roman" w:hAnsi="Times New Roman" w:cs="Times New Roman"/>
@@ -4365,25 +4201,7 @@
           <w:sz w:val="24"/>
           <w:szCs w:val="24"/>
         </w:rPr>
-        <w:t xml:space="preserve">This granularity is what makes temporal analysis possible. Without it, a researcher couldn't track how strike tempo changed over the 30-day </w:t>
-      </w:r>
-      <w:proofErr w:type="gramStart"/>
-      <w:r>
-        <w:rPr>
-          <w:rFonts w:ascii="Times New Roman" w:hAnsi="Times New Roman" w:cs="Times New Roman"/>
-          <w:sz w:val="24"/>
-          <w:szCs w:val="24"/>
-        </w:rPr>
-        <w:t>window, or</w:t>
-      </w:r>
-      <w:proofErr w:type="gramEnd"/>
-      <w:r>
-        <w:rPr>
-          <w:rFonts w:ascii="Times New Roman" w:hAnsi="Times New Roman" w:cs="Times New Roman"/>
-          <w:sz w:val="24"/>
-          <w:szCs w:val="24"/>
-        </w:rPr>
-        <w:t xml:space="preserve"> identify shifts in the target category. Future monthly releases will extend the </w:t>
+        <w:t xml:space="preserve">This granularity is what makes temporal analysis possible. Without it, a researcher couldn't track how strike tempo changed over the 30-day window, or identify shifts in the target category. Future monthly releases will extend the </w:t>
       </w:r>
       <w:proofErr w:type="spellStart"/>
       <w:r>
@@ -4676,25 +4494,7 @@
           <w:sz w:val="24"/>
           <w:szCs w:val="24"/>
         </w:rPr>
-        <w:t xml:space="preserve">through March 29, 2026, Day 30 of the conflict. The </w:t>
-      </w:r>
-      <w:proofErr w:type="gramStart"/>
-      <w:r>
-        <w:rPr>
-          <w:rFonts w:ascii="Times New Roman" w:hAnsi="Times New Roman" w:cs="Times New Roman"/>
-          <w:sz w:val="24"/>
-          <w:szCs w:val="24"/>
-        </w:rPr>
-        <w:t>conflict event window</w:t>
-      </w:r>
-      <w:proofErr w:type="gramEnd"/>
-      <w:r>
-        <w:rPr>
-          <w:rFonts w:ascii="Times New Roman" w:hAnsi="Times New Roman" w:cs="Times New Roman"/>
-          <w:sz w:val="24"/>
-          <w:szCs w:val="24"/>
-        </w:rPr>
-        <w:t xml:space="preserve"> itself begins on February 28 with the first US strikes. Each subsequent monthly release will extend this window by approximately 30 days.</w:t>
+        <w:t>through March 29, 2026, Day 30 of the conflict. The conflict event window itself begins on February 28 with the first US strikes. Each subsequent monthly release will extend this window by approximately 30 days.</w:t>
       </w:r>
     </w:p>
     <w:p>
@@ -5083,25 +4883,7 @@
           <w:sz w:val="24"/>
           <w:szCs w:val="24"/>
         </w:rPr>
-        <w:t xml:space="preserve">No conflict dataset assembled from open-source reporting is free of error, and this one is no exception. The limitations below are documented not to discourage use but to support it: researchers who understand the dataset's constraints will use it more </w:t>
-      </w:r>
-      <w:proofErr w:type="gramStart"/>
-      <w:r>
-        <w:rPr>
-          <w:rFonts w:ascii="Times New Roman" w:hAnsi="Times New Roman" w:cs="Times New Roman"/>
-          <w:sz w:val="24"/>
-          <w:szCs w:val="24"/>
-        </w:rPr>
-        <w:t>accurately, and</w:t>
-      </w:r>
-      <w:proofErr w:type="gramEnd"/>
-      <w:r>
-        <w:rPr>
-          <w:rFonts w:ascii="Times New Roman" w:hAnsi="Times New Roman" w:cs="Times New Roman"/>
-          <w:sz w:val="24"/>
-          <w:szCs w:val="24"/>
-        </w:rPr>
-        <w:t xml:space="preserve"> will be better positioned to push back if their findings are challenged. Several of these limitations are structural features of all media-based conflict data (Weidmann, 2015; Eck, 2012; Miller et al., 2022), not deficiencies unique to this project:</w:t>
+        <w:t>No conflict dataset assembled from open-source reporting is free of error, and this one is no exception. The limitations below are documented not to discourage use but to support it: researchers who understand the dataset's constraints will use it more accurately, and will be better positioned to push back if their findings are challenged. Several of these limitations are structural features of all media-based conflict data (Weidmann, 2015; Eck, 2012; Miller et al., 2022), not deficiencies unique to this project:</w:t>
       </w:r>
     </w:p>
     <w:p>
@@ -5172,7 +4954,6 @@
         <w:t xml:space="preserve">The </w:t>
       </w:r>
       <w:proofErr w:type="spellStart"/>
-      <w:proofErr w:type="gramStart"/>
       <w:r>
         <w:rPr>
           <w:rFonts w:ascii="Times New Roman" w:hAnsi="Times New Roman" w:cs="Times New Roman"/>
@@ -5184,7 +4965,6 @@
         <w:t>casualties.json</w:t>
       </w:r>
       <w:proofErr w:type="spellEnd"/>
-      <w:proofErr w:type="gramEnd"/>
       <w:r>
         <w:rPr>
           <w:rFonts w:ascii="Times New Roman" w:hAnsi="Times New Roman" w:cs="Times New Roman"/>
@@ -5272,29 +5052,7 @@
           <w:sz w:val="24"/>
           <w:szCs w:val="24"/>
         </w:rPr>
-        <w:t xml:space="preserve">Financial data has gaps </w:t>
-      </w:r>
-      <w:proofErr w:type="gramStart"/>
-      <w:r>
-        <w:rPr>
-          <w:rFonts w:ascii="Times New Roman" w:hAnsi="Times New Roman" w:cs="Times New Roman"/>
-          <w:b/>
-          <w:bCs/>
-          <w:sz w:val="24"/>
-          <w:szCs w:val="24"/>
-        </w:rPr>
-        <w:t>on</w:t>
-      </w:r>
-      <w:proofErr w:type="gramEnd"/>
-      <w:r>
-        <w:rPr>
-          <w:rFonts w:ascii="Times New Roman" w:hAnsi="Times New Roman" w:cs="Times New Roman"/>
-          <w:b/>
-          <w:bCs/>
-          <w:sz w:val="24"/>
-          <w:szCs w:val="24"/>
-        </w:rPr>
-        <w:t xml:space="preserve"> non-trading days. </w:t>
+        <w:t xml:space="preserve">Financial data has gaps on non-trading days. </w:t>
       </w:r>
       <w:r>
         <w:rPr>
@@ -5669,25 +5427,7 @@
           <w:sz w:val="24"/>
           <w:szCs w:val="24"/>
         </w:rPr>
-        <w:t xml:space="preserve">This is not </w:t>
-      </w:r>
-      <w:proofErr w:type="gramStart"/>
-      <w:r>
-        <w:rPr>
-          <w:rFonts w:ascii="Times New Roman" w:hAnsi="Times New Roman" w:cs="Times New Roman"/>
-          <w:sz w:val="24"/>
-          <w:szCs w:val="24"/>
-        </w:rPr>
-        <w:t>a criticism</w:t>
-      </w:r>
-      <w:proofErr w:type="gramEnd"/>
-      <w:r>
-        <w:rPr>
-          <w:rFonts w:ascii="Times New Roman" w:hAnsi="Times New Roman" w:cs="Times New Roman"/>
-          <w:sz w:val="24"/>
-          <w:szCs w:val="24"/>
-        </w:rPr>
-        <w:t xml:space="preserve"> of the dataset's construction. It is an argument for how it should be used. Researchers applying this data to coding-sensitive analyses</w:t>
+        <w:t>This is not a criticism of the dataset's construction. It is an argument for how it should be used. Researchers applying this data to coding-sensitive analyses</w:t>
       </w:r>
       <w:r>
         <w:rPr>
@@ -5739,25 +5479,7 @@
           <w:sz w:val="24"/>
           <w:szCs w:val="24"/>
         </w:rPr>
-        <w:t xml:space="preserve">This approach draws on a well-established tradition in conflict data methodology. Eck's (2012) comparative evaluation of UCDP and ACLED </w:t>
-      </w:r>
-      <w:proofErr w:type="gramStart"/>
-      <w:r>
-        <w:rPr>
-          <w:rFonts w:ascii="Times New Roman" w:hAnsi="Times New Roman" w:cs="Times New Roman"/>
-          <w:sz w:val="24"/>
-          <w:szCs w:val="24"/>
-        </w:rPr>
-        <w:t>documents</w:t>
-      </w:r>
-      <w:proofErr w:type="gramEnd"/>
-      <w:r>
-        <w:rPr>
-          <w:rFonts w:ascii="Times New Roman" w:hAnsi="Times New Roman" w:cs="Times New Roman"/>
-          <w:sz w:val="24"/>
-          <w:szCs w:val="24"/>
-        </w:rPr>
-        <w:t xml:space="preserve"> how coding rules and source selection produce systematically different event records from the same underlying conflict. Gibilisco and Steinberg's (2023) strategic-reporting model extends this insight: if governments strategically frame their conflict reporting, then any dataset that draws on government sources</w:t>
+        <w:t>This approach draws on a well-established tradition in conflict data methodology. Eck's (2012) comparative evaluation of UCDP and ACLED documents how coding rules and source selection produce systematically different event records from the same underlying conflict. Gibilisco and Steinberg's (2023) strategic-reporting model extends this insight: if governments strategically frame their conflict reporting, then any dataset that draws on government sources</w:t>
       </w:r>
       <w:r>
         <w:rPr>
@@ -6082,25 +5804,7 @@
           <w:sz w:val="24"/>
           <w:szCs w:val="24"/>
         </w:rPr>
-        <w:t xml:space="preserve">Section 5 catalogs the dataset's known limitations in the conventional manner of a data descriptor. But consider what those limitations </w:t>
-      </w:r>
-      <w:proofErr w:type="gramStart"/>
-      <w:r>
-        <w:rPr>
-          <w:rFonts w:ascii="Times New Roman" w:hAnsi="Times New Roman" w:cs="Times New Roman"/>
-          <w:sz w:val="24"/>
-          <w:szCs w:val="24"/>
-        </w:rPr>
-        <w:t>actually represent</w:t>
-      </w:r>
-      <w:proofErr w:type="gramEnd"/>
-      <w:r>
-        <w:rPr>
-          <w:rFonts w:ascii="Times New Roman" w:hAnsi="Times New Roman" w:cs="Times New Roman"/>
-          <w:sz w:val="24"/>
-          <w:szCs w:val="24"/>
-        </w:rPr>
-        <w:t>. The casualty discrepancy between the Iranian Red Crescent (1,900+) and HRANA (3,461) is not a data quality problem that will be resolved by better collection methods. It is a political fact</w:t>
+        <w:t>Section 5 catalogs the dataset's known limitations in the conventional manner of a data descriptor. But consider what those limitations actually represent. The casualty discrepancy between the Iranian Red Crescent (1,900+) and HRANA (3,461) is not a data quality problem that will be resolved by better collection methods. It is a political fact</w:t>
       </w:r>
       <w:r>
         <w:rPr>
@@ -6544,25 +6248,7 @@
           <w:sz w:val="24"/>
           <w:szCs w:val="24"/>
         </w:rPr>
-        <w:t xml:space="preserve">it will at least </w:t>
-      </w:r>
-      <w:proofErr w:type="gramStart"/>
-      <w:r>
-        <w:rPr>
-          <w:rFonts w:ascii="Times New Roman" w:hAnsi="Times New Roman" w:cs="Times New Roman"/>
-          <w:sz w:val="24"/>
-          <w:szCs w:val="24"/>
-        </w:rPr>
-        <w:t>have the opportunity to</w:t>
-      </w:r>
-      <w:proofErr w:type="gramEnd"/>
-      <w:r>
-        <w:rPr>
-          <w:rFonts w:ascii="Times New Roman" w:hAnsi="Times New Roman" w:cs="Times New Roman"/>
-          <w:sz w:val="24"/>
-          <w:szCs w:val="24"/>
-        </w:rPr>
-        <w:t xml:space="preserve"> ingest the caveat alongside the claim.</w:t>
+        <w:t>it will at least have the opportunity to ingest the caveat alongside the claim.</w:t>
       </w:r>
     </w:p>
     <w:p>
@@ -6710,25 +6396,7 @@
           <w:sz w:val="24"/>
           <w:szCs w:val="24"/>
         </w:rPr>
-        <w:t xml:space="preserve">The conventional response to the structural layer is curation: gatekeeping, editorial selection, and expert consensus. These mechanisms remain valuable, but they operate at timescales that are often inadequate </w:t>
-      </w:r>
-      <w:proofErr w:type="gramStart"/>
-      <w:r>
-        <w:rPr>
-          <w:rFonts w:ascii="Times New Roman" w:hAnsi="Times New Roman" w:cs="Times New Roman"/>
-          <w:sz w:val="24"/>
-          <w:szCs w:val="24"/>
-        </w:rPr>
-        <w:t>to</w:t>
-      </w:r>
-      <w:proofErr w:type="gramEnd"/>
-      <w:r>
-        <w:rPr>
-          <w:rFonts w:ascii="Times New Roman" w:hAnsi="Times New Roman" w:cs="Times New Roman"/>
-          <w:sz w:val="24"/>
-          <w:szCs w:val="24"/>
-        </w:rPr>
-        <w:t xml:space="preserve"> real-time conflicts. By the time retrospective datasets release fully verified event data for this conflict, the political and analytical window for many research questions will have narrowed or closed.</w:t>
+        <w:t>The conventional response to the structural layer is curation: gatekeeping, editorial selection, and expert consensus. These mechanisms remain valuable, but they operate at timescales that are often inadequate to real-time conflicts. By the time retrospective datasets release fully verified event data for this conflict, the political and analytical window for many research questions will have narrowed or closed.</w:t>
       </w:r>
     </w:p>
     <w:p>
@@ -6757,25 +6425,7 @@
           <w:szCs w:val="24"/>
         </w:rPr>
         <w:lastRenderedPageBreak/>
-        <w:t xml:space="preserve">Explicit documentation of what was interpolated, what was unverified, what was generated by an AI system, and under what instructions. These features do not make the </w:t>
-      </w:r>
-      <w:proofErr w:type="gramStart"/>
-      <w:r>
-        <w:rPr>
-          <w:rFonts w:ascii="Times New Roman" w:hAnsi="Times New Roman" w:cs="Times New Roman"/>
-          <w:sz w:val="24"/>
-          <w:szCs w:val="24"/>
-        </w:rPr>
-        <w:t>data</w:t>
-      </w:r>
-      <w:proofErr w:type="gramEnd"/>
-      <w:r>
-        <w:rPr>
-          <w:rFonts w:ascii="Times New Roman" w:hAnsi="Times New Roman" w:cs="Times New Roman"/>
-          <w:sz w:val="24"/>
-          <w:szCs w:val="24"/>
-        </w:rPr>
-        <w:t xml:space="preserve"> true. They make the data assessable. They restore to downstream consumers some of the judgment capacity that the flood otherwise strips away.</w:t>
+        <w:t>Explicit documentation of what was interpolated, what was unverified, what was generated by an AI system, and under what instructions. These features do not make the data true. They make the data assessable. They restore to downstream consumers some of the judgment capacity that the flood otherwise strips away.</w:t>
       </w:r>
     </w:p>
     <w:p>
@@ -6795,25 +6445,7 @@
           <w:sz w:val="24"/>
           <w:szCs w:val="24"/>
         </w:rPr>
-        <w:t xml:space="preserve">This is what we mean by </w:t>
-      </w:r>
-      <w:proofErr w:type="gramStart"/>
-      <w:r>
-        <w:rPr>
-          <w:rFonts w:ascii="Times New Roman" w:hAnsi="Times New Roman" w:cs="Times New Roman"/>
-          <w:sz w:val="24"/>
-          <w:szCs w:val="24"/>
-        </w:rPr>
-        <w:t>a counter</w:t>
-      </w:r>
-      <w:proofErr w:type="gramEnd"/>
-      <w:r>
-        <w:rPr>
-          <w:rFonts w:ascii="Times New Roman" w:hAnsi="Times New Roman" w:cs="Times New Roman"/>
-          <w:sz w:val="24"/>
-          <w:szCs w:val="24"/>
-        </w:rPr>
-        <w:t>-technology: not a technology that opposes the flood by restricting information, but one that opposes it by restoring the conditions of evaluation. The IranWar.ai dataset is an experiment in this mode: structured data, released at speed, updated through daily dashboard data and scheduled versioned research releases, with its uncertainty visible. Whether this transparency survives contact with the information ecosystem (i.e., whether confidence scores and caveats propagate downstream or are stripped in summarization) is itself an empirical question. We invite the research community to help us answer it.</w:t>
+        <w:t>This is what we mean by a counter-technology: not a technology that opposes the flood by restricting information, but one that opposes it by restoring the conditions of evaluation. The IranWar.ai dataset is an experiment in this mode: structured data, released at speed, updated through daily dashboard data and scheduled versioned research releases, with its uncertainty visible. Whether this transparency survives contact with the information ecosystem (i.e., whether confidence scores and caveats propagate downstream or are stripped in summarization) is itself an empirical question. We invite the research community to help us answer it.</w:t>
       </w:r>
     </w:p>
     <w:p>
@@ -6903,25 +6535,7 @@
           <w:sz w:val="24"/>
           <w:szCs w:val="24"/>
         </w:rPr>
-        <w:t xml:space="preserve">The dataset itself contains evidence of this. The divergence between Iranian Red Crescent casualty figures and those reported by HRANA, the diaspora human rights organization, is not primarily a data-quality problem amenable to better collection methods. It is a political fact: the direct expression of two actors with irreconcilable interests in what the casualty numbers say. The Iranian state has structural incentives to minimize civilian-casualty figures to limit international pressure; diaspora human rights organizations have structural incentives to maximize them to delegitimize the regime. The discrepancy between their figures is not </w:t>
-      </w:r>
-      <w:proofErr w:type="gramStart"/>
-      <w:r>
-        <w:rPr>
-          <w:rFonts w:ascii="Times New Roman" w:hAnsi="Times New Roman" w:cs="Times New Roman"/>
-          <w:sz w:val="24"/>
-          <w:szCs w:val="24"/>
-        </w:rPr>
-        <w:t>noise</w:t>
-      </w:r>
-      <w:proofErr w:type="gramEnd"/>
-      <w:r>
-        <w:rPr>
-          <w:rFonts w:ascii="Times New Roman" w:hAnsi="Times New Roman" w:cs="Times New Roman"/>
-          <w:sz w:val="24"/>
-          <w:szCs w:val="24"/>
-        </w:rPr>
-        <w:t xml:space="preserve"> to be resolved but signal to be interpreted.</w:t>
+        <w:t>The dataset itself contains evidence of this. The divergence between Iranian Red Crescent casualty figures and those reported by HRANA, the diaspora human rights organization, is not primarily a data-quality problem amenable to better collection methods. It is a political fact: the direct expression of two actors with irreconcilable interests in what the casualty numbers say. The Iranian state has structural incentives to minimize civilian-casualty figures to limit international pressure; diaspora human rights organizations have structural incentives to maximize them to delegitimize the regime. The discrepancy between their figures is not noise to be resolved but signal to be interpreted.</w:t>
       </w:r>
     </w:p>
     <w:p>
@@ -7182,25 +6796,7 @@
           <w:sz w:val="24"/>
           <w:szCs w:val="24"/>
         </w:rPr>
-        <w:t xml:space="preserve">can only be answered with data that grows over time. What follows is not </w:t>
-      </w:r>
-      <w:proofErr w:type="gramStart"/>
-      <w:r>
-        <w:rPr>
-          <w:rFonts w:ascii="Times New Roman" w:hAnsi="Times New Roman" w:cs="Times New Roman"/>
-          <w:sz w:val="24"/>
-          <w:szCs w:val="24"/>
-        </w:rPr>
-        <w:t>exhaustive, but</w:t>
-      </w:r>
-      <w:proofErr w:type="gramEnd"/>
-      <w:r>
-        <w:rPr>
-          <w:rFonts w:ascii="Times New Roman" w:hAnsi="Times New Roman" w:cs="Times New Roman"/>
-          <w:sz w:val="24"/>
-          <w:szCs w:val="24"/>
-        </w:rPr>
-        <w:t xml:space="preserve"> offers starting points across disciplines.</w:t>
+        <w:t>can only be answered with data that grows over time. What follows is not exhaustive, but offers starting points across disciplines.</w:t>
       </w:r>
     </w:p>
     <w:p>
@@ -7234,25 +6830,7 @@
           <w:sz w:val="24"/>
           <w:szCs w:val="24"/>
         </w:rPr>
-        <w:t xml:space="preserve">The most immediate applications are in escalation analysis: daily strike counts, shifts in target category over time, and the geographic spread of strikes across provinces can support both qualitative case studies and quantitative sequence analysis. Retaliation patterns across the 307 retaliation events offer a basis for deterrence research. The 66 diplomatic events, cross-referenced against the military tempo data, </w:t>
-      </w:r>
-      <w:proofErr w:type="gramStart"/>
-      <w:r>
-        <w:rPr>
-          <w:rFonts w:ascii="Times New Roman" w:hAnsi="Times New Roman" w:cs="Times New Roman"/>
-          <w:sz w:val="24"/>
-          <w:szCs w:val="24"/>
-        </w:rPr>
-        <w:t>create</w:t>
-      </w:r>
-      <w:proofErr w:type="gramEnd"/>
-      <w:r>
-        <w:rPr>
-          <w:rFonts w:ascii="Times New Roman" w:hAnsi="Times New Roman" w:cs="Times New Roman"/>
-          <w:sz w:val="24"/>
-          <w:szCs w:val="24"/>
-        </w:rPr>
-        <w:t xml:space="preserve"> a natural dataset for studying how negotiation dynamics interact with battlefield activity.</w:t>
+        <w:t>The most immediate applications are in escalation analysis: daily strike counts, shifts in target category over time, and the geographic spread of strikes across provinces can support both qualitative case studies and quantitative sequence analysis. Retaliation patterns across the 307 retaliation events offer a basis for deterrence research. The 66 diplomatic events, cross-referenced against the military tempo data, create a natural dataset for studying how negotiation dynamics interact with battlefield activity.</w:t>
       </w:r>
     </w:p>
     <w:p>
@@ -7804,25 +7382,7 @@
           <w:sz w:val="24"/>
           <w:szCs w:val="24"/>
         </w:rPr>
-        <w:t>Counts and severity codes for events affecting civilian-facing infrastructure, with a particular weight on healthcare, water, energy, and education facilities. Damage to healthcare infrastructure</w:t>
-      </w:r>
-      <w:proofErr w:type="gramStart"/>
-      <w:r>
-        <w:rPr>
-          <w:rFonts w:ascii="Times New Roman" w:hAnsi="Times New Roman" w:cs="Times New Roman"/>
-          <w:sz w:val="24"/>
-          <w:szCs w:val="24"/>
-        </w:rPr>
-        <w:t>, in particular, is</w:t>
-      </w:r>
-      <w:proofErr w:type="gramEnd"/>
-      <w:r>
-        <w:rPr>
-          <w:rFonts w:ascii="Times New Roman" w:hAnsi="Times New Roman" w:cs="Times New Roman"/>
-          <w:sz w:val="24"/>
-          <w:szCs w:val="24"/>
-        </w:rPr>
-        <w:t xml:space="preserve"> a strong and well-documented predictor of indirect mortality from non-battle causes in conflict-affected populations (Jawad et al., 2020).</w:t>
+        <w:t>Counts and severity codes for events affecting civilian-facing infrastructure, with a particular weight on healthcare, water, energy, and education facilities. Damage to healthcare infrastructure, in particular, is a strong and well-documented predictor of indirect mortality from non-battle causes in conflict-affected populations (Jawad et al., 2020).</w:t>
       </w:r>
     </w:p>
     <w:p>
@@ -8049,25 +7609,7 @@
           <w:sz w:val="24"/>
           <w:szCs w:val="24"/>
         </w:rPr>
-        <w:t xml:space="preserve">) set </w:t>
-      </w:r>
-      <w:proofErr w:type="gramStart"/>
-      <w:r>
-        <w:rPr>
-          <w:rFonts w:ascii="Times New Roman" w:hAnsi="Times New Roman" w:cs="Times New Roman"/>
-          <w:sz w:val="24"/>
-          <w:szCs w:val="24"/>
-        </w:rPr>
-        <w:t>on the basis of</w:t>
-      </w:r>
-      <w:proofErr w:type="gramEnd"/>
-      <w:r>
-        <w:rPr>
-          <w:rFonts w:ascii="Times New Roman" w:hAnsi="Times New Roman" w:cs="Times New Roman"/>
-          <w:sz w:val="24"/>
-          <w:szCs w:val="24"/>
-        </w:rPr>
-        <w:t xml:space="preserve"> percentile cuts within the in-conflict distribution rather than on absolute thresholds, both because absolute thresholds in this conflict are not yet well calibrated and because relative ranking is what matters for resource-allocation decisions.</w:t>
+        <w:t>) set on the basis of percentile cuts within the in-conflict distribution rather than on absolute thresholds, both because absolute thresholds in this conflict are not yet well calibrated and because relative ranking is what matters for resource-allocation decisions.</w:t>
       </w:r>
     </w:p>
     <w:p>
@@ -8144,25 +7686,7 @@
           <w:sz w:val="24"/>
           <w:szCs w:val="24"/>
         </w:rPr>
-        <w:t xml:space="preserve"> ratings of its </w:t>
-      </w:r>
-      <w:proofErr w:type="gramStart"/>
-      <w:r>
-        <w:rPr>
-          <w:rFonts w:ascii="Times New Roman" w:hAnsi="Times New Roman" w:cs="Times New Roman"/>
-          <w:sz w:val="24"/>
-          <w:szCs w:val="24"/>
-        </w:rPr>
-        <w:t>inputs, and</w:t>
-      </w:r>
-      <w:proofErr w:type="gramEnd"/>
-      <w:r>
-        <w:rPr>
-          <w:rFonts w:ascii="Times New Roman" w:hAnsi="Times New Roman" w:cs="Times New Roman"/>
-          <w:sz w:val="24"/>
-          <w:szCs w:val="24"/>
-        </w:rPr>
-        <w:t xml:space="preserve"> treating low-confidence regional scores as hypotheses to be revised in the next monthly release rather than as findings.</w:t>
+        <w:t xml:space="preserve"> ratings of its inputs, and treating low-confidence regional scores as hypotheses to be revised in the next monthly release rather than as findings.</w:t>
       </w:r>
     </w:p>
     <w:p>
@@ -8357,25 +7881,7 @@
           <w:szCs w:val="24"/>
         </w:rPr>
         <w:lastRenderedPageBreak/>
-        <w:t xml:space="preserve">makes it an object of study </w:t>
-      </w:r>
-      <w:proofErr w:type="gramStart"/>
-      <w:r>
-        <w:rPr>
-          <w:rFonts w:ascii="Times New Roman" w:hAnsi="Times New Roman" w:cs="Times New Roman"/>
-          <w:sz w:val="24"/>
-          <w:szCs w:val="24"/>
-        </w:rPr>
-        <w:t>in its own right for</w:t>
-      </w:r>
-      <w:proofErr w:type="gramEnd"/>
-      <w:r>
-        <w:rPr>
-          <w:rFonts w:ascii="Times New Roman" w:hAnsi="Times New Roman" w:cs="Times New Roman"/>
-          <w:sz w:val="24"/>
-          <w:szCs w:val="24"/>
-        </w:rPr>
-        <w:t xml:space="preserve"> researchers working on synthetic data lineage, model collapse, and epistemic infrastructure in AI systems. Studies that combine our records with the documented Iranian AI-driven influence operations reported by </w:t>
+        <w:t xml:space="preserve">makes it an object of study in its own right for researchers working on synthetic data lineage, model collapse, and epistemic infrastructure in AI systems. Studies that combine our records with the documented Iranian AI-driven influence operations reported by </w:t>
       </w:r>
       <w:proofErr w:type="spellStart"/>
       <w:r>
@@ -8393,25 +7899,7 @@
           <w:sz w:val="24"/>
           <w:szCs w:val="24"/>
         </w:rPr>
-        <w:t xml:space="preserve"> (2026) and Murray and Linvill (2026) are particularly well-positioned to model the strategic layer of the information flood empirically. We openly invite researchers of </w:t>
-      </w:r>
-      <w:proofErr w:type="gramStart"/>
-      <w:r>
-        <w:rPr>
-          <w:rFonts w:ascii="Times New Roman" w:hAnsi="Times New Roman" w:cs="Times New Roman"/>
-          <w:sz w:val="24"/>
-          <w:szCs w:val="24"/>
-        </w:rPr>
-        <w:t>the sociological</w:t>
-      </w:r>
-      <w:proofErr w:type="gramEnd"/>
-      <w:r>
-        <w:rPr>
-          <w:rFonts w:ascii="Times New Roman" w:hAnsi="Times New Roman" w:cs="Times New Roman"/>
-          <w:sz w:val="24"/>
-          <w:szCs w:val="24"/>
-        </w:rPr>
-        <w:t>, media, journalistic, and information sciences to broaden the related research agenda accessible to this dataset.</w:t>
+        <w:t xml:space="preserve"> (2026) and Murray and Linvill (2026) are particularly well-positioned to model the strategic layer of the information flood empirically. We openly invite researchers of the sociological, media, journalistic, and information sciences to broaden the related research agenda accessible to this dataset.</w:t>
       </w:r>
     </w:p>
     <w:p>
@@ -8579,25 +8067,7 @@
           <w:sz w:val="24"/>
           <w:szCs w:val="24"/>
         </w:rPr>
-        <w:t xml:space="preserve">The current taxonomy treats displacement as a humanitarian variable but does not provide a dedicated migration-flow layer. Linking our data to UNHCR, IOM, and ACLED population-on-the-move feeds would produce a more direct connection between kinetic events and population </w:t>
-      </w:r>
-      <w:proofErr w:type="gramStart"/>
-      <w:r>
-        <w:rPr>
-          <w:rFonts w:ascii="Times New Roman" w:hAnsi="Times New Roman" w:cs="Times New Roman"/>
-          <w:sz w:val="24"/>
-          <w:szCs w:val="24"/>
-        </w:rPr>
-        <w:t>displacement, and</w:t>
-      </w:r>
-      <w:proofErr w:type="gramEnd"/>
-      <w:r>
-        <w:rPr>
-          <w:rFonts w:ascii="Times New Roman" w:hAnsi="Times New Roman" w:cs="Times New Roman"/>
-          <w:sz w:val="24"/>
-          <w:szCs w:val="24"/>
-        </w:rPr>
-        <w:t xml:space="preserve"> would support a more developed PHEI displacement domain (Section 7.3). We see this as a natural target for a future release.</w:t>
+        <w:t>The current taxonomy treats displacement as a humanitarian variable but does not provide a dedicated migration-flow layer. Linking our data to UNHCR, IOM, and ACLED population-on-the-move feeds would produce a more direct connection between kinetic events and population displacement, and would support a more developed PHEI displacement domain (Section 7.3). We see this as a natural target for a future release.</w:t>
       </w:r>
     </w:p>
     <w:p>
@@ -9294,25 +8764,7 @@
           <w:sz w:val="24"/>
           <w:szCs w:val="24"/>
         </w:rPr>
-        <w:t xml:space="preserve">The flood we have described is </w:t>
-      </w:r>
-      <w:proofErr w:type="gramStart"/>
-      <w:r>
-        <w:rPr>
-          <w:rFonts w:ascii="Times New Roman" w:hAnsi="Times New Roman" w:cs="Times New Roman"/>
-          <w:sz w:val="24"/>
-          <w:szCs w:val="24"/>
-        </w:rPr>
-        <w:t>dual-layered</w:t>
-      </w:r>
-      <w:proofErr w:type="gramEnd"/>
-      <w:r>
-        <w:rPr>
-          <w:rFonts w:ascii="Times New Roman" w:hAnsi="Times New Roman" w:cs="Times New Roman"/>
-          <w:sz w:val="24"/>
-          <w:szCs w:val="24"/>
-        </w:rPr>
-        <w:t>. Its structural layer is largely a byproduct of how information now circulates; its strategic layer is something actors make on purpose. Transparent datasets are a meaningful counter-technology against the structural layer. Against the strategic layer, transparency is necessary but insufficient and must be paired with interpretive expertise. The IranWar.ai dataset is built to support both responses: provenance and confidence scoring for the structural layer, and source-disaggregated records that make political contestation legible for the strategic layer.</w:t>
+        <w:t>The flood we have described is dual-layered. Its structural layer is largely a byproduct of how information now circulates; its strategic layer is something actors make on purpose. Transparent datasets are a meaningful counter-technology against the structural layer. Against the strategic layer, transparency is necessary but insufficient and must be paired with interpretive expertise. The IranWar.ai dataset is built to support both responses: provenance and confidence scoring for the structural layer, and source-disaggregated records that make political contestation legible for the strategic layer.</w:t>
       </w:r>
     </w:p>
     <w:p>
@@ -10088,25 +9540,7 @@
             <w:sz w:val="24"/>
             <w:szCs w:val="24"/>
           </w:rPr>
-          <w:t>https://cyabra.com/reports/irans-c</w:t>
-        </w:r>
-        <w:r>
-          <w:rPr>
-            <w:rStyle w:val="Hyperlink"/>
-            <w:rFonts w:ascii="Times New Roman" w:hAnsi="Times New Roman" w:cs="Times New Roman"/>
-            <w:sz w:val="24"/>
-            <w:szCs w:val="24"/>
-          </w:rPr>
-          <w:t>o</w:t>
-        </w:r>
-        <w:r>
-          <w:rPr>
-            <w:rStyle w:val="Hyperlink"/>
-            <w:rFonts w:ascii="Times New Roman" w:hAnsi="Times New Roman" w:cs="Times New Roman"/>
-            <w:sz w:val="24"/>
-            <w:szCs w:val="24"/>
-          </w:rPr>
-          <w:t>ordinated-campaign-deepfakes-used-to-manipulate-the-war-narrative/</w:t>
+          <w:t>https://cyabra.com/reports/irans-coordinated-campaign-deepfakes-used-to-manipulate-the-war-narrative/</w:t>
         </w:r>
       </w:hyperlink>
       <w:r>
@@ -10220,25 +9654,7 @@
             <w:sz w:val="24"/>
             <w:szCs w:val="24"/>
           </w:rPr>
-          <w:t>http://www.jstor.org/stable/270</w:t>
-        </w:r>
-        <w:r>
-          <w:rPr>
-            <w:rStyle w:val="Hyperlink"/>
-            <w:rFonts w:ascii="Times New Roman" w:hAnsi="Times New Roman" w:cs="Times New Roman"/>
-            <w:sz w:val="24"/>
-            <w:szCs w:val="24"/>
-          </w:rPr>
-          <w:t>6</w:t>
-        </w:r>
-        <w:r>
-          <w:rPr>
-            <w:rStyle w:val="Hyperlink"/>
-            <w:rFonts w:ascii="Times New Roman" w:hAnsi="Times New Roman" w:cs="Times New Roman"/>
-            <w:sz w:val="24"/>
-            <w:szCs w:val="24"/>
-          </w:rPr>
-          <w:t>903</w:t>
+          <w:t>http://www.jstor.org/stable/2706903</w:t>
         </w:r>
       </w:hyperlink>
     </w:p>
@@ -10332,25 +9748,7 @@
             <w:sz w:val="24"/>
             <w:szCs w:val="24"/>
           </w:rPr>
-          <w:t>https://doi.org/10.1017/S00030554220</w:t>
-        </w:r>
-        <w:r>
-          <w:rPr>
-            <w:rStyle w:val="Hyperlink"/>
-            <w:rFonts w:ascii="Times New Roman" w:hAnsi="Times New Roman" w:cs="Times New Roman"/>
-            <w:sz w:val="24"/>
-            <w:szCs w:val="24"/>
-          </w:rPr>
-          <w:t>0</w:t>
-        </w:r>
-        <w:r>
-          <w:rPr>
-            <w:rStyle w:val="Hyperlink"/>
-            <w:rFonts w:ascii="Times New Roman" w:hAnsi="Times New Roman" w:cs="Times New Roman"/>
-            <w:sz w:val="24"/>
-            <w:szCs w:val="24"/>
-          </w:rPr>
-          <w:t>1162</w:t>
+          <w:t>https://doi.org/10.1017/S0003055422001162</w:t>
         </w:r>
       </w:hyperlink>
     </w:p>
@@ -10722,25 +10120,7 @@
             <w:sz w:val="24"/>
             <w:szCs w:val="24"/>
           </w:rPr>
-          <w:t>https://open.clemson.edu/mfh_reports</w:t>
-        </w:r>
-        <w:r>
-          <w:rPr>
-            <w:rStyle w:val="Hyperlink"/>
-            <w:rFonts w:ascii="Times New Roman" w:hAnsi="Times New Roman" w:cs="Times New Roman"/>
-            <w:sz w:val="24"/>
-            <w:szCs w:val="24"/>
-          </w:rPr>
-          <w:t>/</w:t>
-        </w:r>
-        <w:r>
-          <w:rPr>
-            <w:rStyle w:val="Hyperlink"/>
-            <w:rFonts w:ascii="Times New Roman" w:hAnsi="Times New Roman" w:cs="Times New Roman"/>
-            <w:sz w:val="24"/>
-            <w:szCs w:val="24"/>
-          </w:rPr>
-          <w:t>10/</w:t>
+          <w:t>https://open.clemson.edu/mfh_reports/10/</w:t>
         </w:r>
       </w:hyperlink>
       <w:r>
@@ -11252,43 +10632,7 @@
             <w:sz w:val="24"/>
             <w:szCs w:val="24"/>
           </w:rPr>
-          <w:t>https://www.who.int/publications/i/item/9</w:t>
-        </w:r>
-        <w:r>
-          <w:rPr>
-            <w:rStyle w:val="Hyperlink"/>
-            <w:rFonts w:ascii="Times New Roman" w:hAnsi="Times New Roman" w:cs="Times New Roman"/>
-            <w:sz w:val="24"/>
-            <w:szCs w:val="24"/>
-          </w:rPr>
-          <w:t>7</w:t>
-        </w:r>
-        <w:r>
-          <w:rPr>
-            <w:rStyle w:val="Hyperlink"/>
-            <w:rFonts w:ascii="Times New Roman" w:hAnsi="Times New Roman" w:cs="Times New Roman"/>
-            <w:sz w:val="24"/>
-            <w:szCs w:val="24"/>
-          </w:rPr>
-          <w:t>892400</w:t>
-        </w:r>
-        <w:r>
-          <w:rPr>
-            <w:rStyle w:val="Hyperlink"/>
-            <w:rFonts w:ascii="Times New Roman" w:hAnsi="Times New Roman" w:cs="Times New Roman"/>
-            <w:sz w:val="24"/>
-            <w:szCs w:val="24"/>
-          </w:rPr>
-          <w:t>3</w:t>
-        </w:r>
-        <w:r>
-          <w:rPr>
-            <w:rStyle w:val="Hyperlink"/>
-            <w:rFonts w:ascii="Times New Roman" w:hAnsi="Times New Roman" w:cs="Times New Roman"/>
-            <w:sz w:val="24"/>
-            <w:szCs w:val="24"/>
-          </w:rPr>
-          <w:t>5966</w:t>
+          <w:t>https://www.who.int/publications/i/item/9789240035966</w:t>
         </w:r>
       </w:hyperlink>
     </w:p>
@@ -12617,6 +11961,7 @@
   <w:style w:type="character" w:default="1" w:styleId="DefaultParagraphFont">
     <w:name w:val="Default Paragraph Font"/>
     <w:uiPriority w:val="1"/>
+    <w:semiHidden/>
     <w:unhideWhenUsed/>
   </w:style>
   <w:style w:type="table" w:default="1" w:styleId="TableNormal">
